--- a/report/lab01_report.docx
+++ b/report/lab01_report.docx
@@ -14,18 +14,9 @@
           <w:color w:val="212121"/>
           <w:sz w:val="24"/>
         </w:rPr>
-        <w:t>TRƯỜNG ĐẠI HỌC PHENIKAA</w:t>
+        <w:t>PHENIKAA UNIVERSITY</w:t>
         <w:br/>
-        <w:t>KHOA HỆ THỐNG THÔNG TIN</w:t>
-        <w:br/>
-      </w:r>
-      <w:r>
-        <w:rPr>
-          <w:rFonts w:ascii="Times New Roman" w:hAnsi="Times New Roman"/>
-          <w:color w:val="787878"/>
-          <w:sz w:val="19"/>
-        </w:rPr>
-        <w:t>PHENIKAA UNIVERSITY • SCHOOL OF INFORMATION SYSTEMS</w:t>
+        <w:t>SCHOOL OF INFORMATION SYSTEMS</w:t>
       </w:r>
     </w:p>
     <w:p>
@@ -49,7 +40,7 @@
           <w:color w:val="212121"/>
           <w:sz w:val="28"/>
         </w:rPr>
-        <w:t>HỌC PHẦN CSE703095</w:t>
+        <w:t>COURSE CSE703095</w:t>
         <w:br/>
       </w:r>
       <w:r>
@@ -59,7 +50,7 @@
           <w:color w:val="0B4F8A"/>
           <w:sz w:val="32"/>
         </w:rPr>
-        <w:t>KỸ THUẬT YÊU CẦU PHẦN MỀM (SOFTWARE REQUIREMENTS)</w:t>
+        <w:t>SOFTWARE REQUIREMENTS</w:t>
       </w:r>
     </w:p>
     <w:p>
@@ -74,7 +65,7 @@
           <w:color w:val="0B4F8A"/>
           <w:sz w:val="44"/>
         </w:rPr>
-        <w:t>BÁO CÁO THỰC HÀNH – LAB 01</w:t>
+        <w:t>LAB REPORT – LAB 01</w:t>
         <w:br/>
       </w:r>
       <w:r>
@@ -84,9 +75,7 @@
           <w:color w:val="212121"/>
           <w:sz w:val="28"/>
         </w:rPr>
-        <w:t>Quy trình Kỹ thuật Yêu cầu &amp; Khởi động Dự án</w:t>
-        <w:br/>
-        <w:t>(RE Process &amp; Project Kickoff)</w:t>
+        <w:t>RE Process &amp; Project Kickoff</w:t>
         <w:br/>
       </w:r>
     </w:p>
@@ -102,7 +91,7 @@
           <w:color w:val="2980B9"/>
           <w:sz w:val="22"/>
         </w:rPr>
-        <w:t>Chủ đề: Khởi động dự án MedBook &amp; Phân tích ma trận Stakeholders Power/Interest</w:t>
+        <w:t>Topic: Project Kickoff &amp; Stakeholder Power/Interest Analysis</w:t>
       </w:r>
     </w:p>
     <w:p>
@@ -117,7 +106,7 @@
           <w:color w:val="212121"/>
           <w:sz w:val="22"/>
         </w:rPr>
-        <w:t xml:space="preserve">Dự án nghiên cứu tình huống (Case study): </w:t>
+        <w:t xml:space="preserve">Case study project: </w:t>
       </w:r>
       <w:r>
         <w:rPr>
@@ -136,7 +125,7 @@
           <w:color w:val="212121"/>
           <w:sz w:val="22"/>
         </w:rPr>
-        <w:t xml:space="preserve">Người thực hiện (Prepared by): </w:t>
+        <w:t xml:space="preserve">Prepared by: </w:t>
       </w:r>
       <w:r>
         <w:rPr>
@@ -145,7 +134,7 @@
           <w:color w:val="212121"/>
           <w:sz w:val="22"/>
         </w:rPr>
-        <w:t>Trần Doãn Việt Anh</w:t>
+        <w:t>Tran Doan Viet Anh</w:t>
         <w:br/>
       </w:r>
       <w:r>
@@ -155,7 +144,7 @@
           <w:color w:val="212121"/>
           <w:sz w:val="22"/>
         </w:rPr>
-        <w:t xml:space="preserve">Ngày nộp báo cáo (Date): </w:t>
+        <w:t xml:space="preserve">Date: </w:t>
       </w:r>
       <w:r>
         <w:rPr>
@@ -164,7 +153,7 @@
           <w:color w:val="212121"/>
           <w:sz w:val="22"/>
         </w:rPr>
-        <w:t>26/08/2026</w:t>
+        <w:t>2026-08-26</w:t>
         <w:br/>
       </w:r>
     </w:p>
@@ -180,7 +169,7 @@
           <w:color w:val="787878"/>
           <w:sz w:val="19"/>
         </w:rPr>
-        <w:t>Tài liệu thực hành học phần Kỹ thuật Yêu cầu Phần mềm – Đại học Phenikaa</w:t>
+        <w:t>Prepared for teaching &amp; practice in the Software Requirements course</w:t>
       </w:r>
     </w:p>
     <w:p>
@@ -199,7 +188,7 @@
           <w:color w:val="0B4F8A"/>
           <w:sz w:val="32"/>
         </w:rPr>
-        <w:t>Mục lục (Contents)</w:t>
+        <w:t>Contents</w:t>
       </w:r>
     </w:p>
     <w:p>
@@ -216,7 +205,7 @@
           <w:color w:val="0B4F8A"/>
           <w:sz w:val="22"/>
         </w:rPr>
-        <w:t>1  Thông tin chung (General Information)</w:t>
+        <w:t>1  General Information</w:t>
       </w:r>
       <w:r>
         <w:rPr>
@@ -243,7 +232,7 @@
           <w:color w:val="0B4F8A"/>
           <w:sz w:val="22"/>
         </w:rPr>
-        <w:t>2  Điều lệ dự án rút gọn (Condensed Project Charter)</w:t>
+        <w:t>2  Condensed Project Charter</w:t>
       </w:r>
       <w:r>
         <w:rPr>
@@ -270,7 +259,7 @@
           <w:color w:val="0B4F8A"/>
           <w:sz w:val="22"/>
         </w:rPr>
-        <w:t>3  Phân tích các bên liên quan (Stakeholder Analysis)</w:t>
+        <w:t>3  Stakeholder Analysis</w:t>
       </w:r>
       <w:r>
         <w:rPr>
@@ -297,7 +286,7 @@
           <w:color w:val="212121"/>
           <w:sz w:val="22"/>
         </w:rPr>
-        <w:t xml:space="preserve">    3.1  Kết quả thực thi chương trình (Program Output)</w:t>
+        <w:t xml:space="preserve">    3.1  Program Output</w:t>
       </w:r>
       <w:r>
         <w:rPr>
@@ -324,7 +313,7 @@
           <w:color w:val="0B4F8A"/>
           <w:sz w:val="22"/>
         </w:rPr>
-        <w:t>4  Mã nguồn mở rộng &amp; Kiểm thử (Extension Code)</w:t>
+        <w:t>4  Extension Code</w:t>
       </w:r>
       <w:r>
         <w:rPr>
@@ -351,7 +340,7 @@
           <w:color w:val="0B4F8A"/>
           <w:sz w:val="22"/>
         </w:rPr>
-        <w:t>5  Tự đánh giá theo tiêu chí chấm điểm (Self-assessment Against Grading Criteria)</w:t>
+        <w:t>5  Self-assessment Against Grading Criteria</w:t>
       </w:r>
       <w:r>
         <w:rPr>
@@ -378,7 +367,7 @@
           <w:color w:val="0B4F8A"/>
           <w:sz w:val="22"/>
         </w:rPr>
-        <w:t>6  Kết luận &amp; Hướng phát triển (Conclusion)</w:t>
+        <w:t>6  Conclusion</w:t>
       </w:r>
       <w:r>
         <w:rPr>
@@ -435,7 +424,7 @@
                 <w:color w:val="FFFFFF"/>
                 <w:sz w:val="21"/>
               </w:rPr>
-              <w:t>Lưu ý (Note)</w:t>
+              <w:t>Note</w:t>
             </w:r>
           </w:p>
         </w:tc>
@@ -468,7 +457,7 @@
                 <w:color w:val="212121"/>
                 <w:sz w:val="20"/>
               </w:rPr>
-              <w:t>Bản báo cáo này được hoàn thiện độc lập dựa trên việc phân tích bài toán thực tế của hệ thống MedBook, áp dụng đúng chuẩn mực quy trình kỹ thuật yêu cầu và ma trận phân tích bên liên quan (Power/Interest Grid). Toàn bộ số liệu, mục tiêu và phạm vi được xây dựng riêng biệt, không sao chép nguyên văn tài liệu mẫu.</w:t>
+              <w:t>This report has been prepared independently based on the domain analysis of the MedBook system, strictly complying with Requirements Engineering standards and the Stakeholder Power/Interest Grid. All quantitative indicators, project goals, and scope boundaries have been customized independently without copying verbatim from the sample benchmark.</w:t>
             </w:r>
           </w:p>
         </w:tc>
@@ -491,7 +480,7 @@
           <w:color w:val="0B4F8A"/>
           <w:sz w:val="28"/>
         </w:rPr>
-        <w:t>1  Thông tin chung (General Information)</w:t>
+        <w:t>1  General Information</w:t>
       </w:r>
     </w:p>
     <w:p>
@@ -504,7 +493,7 @@
           <w:color w:val="212121"/>
           <w:sz w:val="21"/>
         </w:rPr>
-        <w:t>Sinh viên Trần Doãn Việt Anh đã hoàn thành nội dung bài thực hành Lab 1 đối với bài toán tình huống hệ thống MedBook (Hệ thống đặt lịch khám bệnh trực tuyến), tập trung vào hai trọng tâm chính: khởi động dự án (project kickoff), xây dựng điều lệ dự án rút gọn và phân tích phân loại các bên liên quan (stakeholder analysis).</w:t>
+        <w:t>Tran Doan Viet Anh completed all requirements of Lab 01 for the MedBook – Online Medical Appointment Booking System case study, focusing on project kickoff, condensed project charter formulation, and stakeholder classification.</w:t>
       </w:r>
     </w:p>
     <w:p>
@@ -519,7 +508,7 @@
           <w:color w:val="0B4F8A"/>
           <w:sz w:val="28"/>
         </w:rPr>
-        <w:t>2  Điều lệ dự án rút gọn (Condensed Project Charter)</w:t>
+        <w:t>2  Condensed Project Charter</w:t>
       </w:r>
     </w:p>
     <w:tbl>
@@ -544,7 +533,7 @@
       <w:tr>
         <w:tc>
           <w:tcPr>
-            <w:tcW w:type="dxa" w:w="2880"/>
+            <w:tcW w:type="dxa" w:w="2592"/>
             <w:shd w:fill="F2F4F4"/>
             <w:tcMar>
               <w:top w:w="100" w:type="dxa"/>
@@ -564,15 +553,13 @@
                 <w:color w:val="212121"/>
                 <w:sz w:val="20"/>
               </w:rPr>
-              <w:t>Mục tiêu dự án</w:t>
-              <w:br/>
-              <w:t>(Project goal)</w:t>
+              <w:t>Project goal</w:t>
             </w:r>
           </w:p>
         </w:tc>
         <w:tc>
           <w:tcPr>
-            <w:tcW w:type="dxa" w:w="6480"/>
+            <w:tcW w:type="dxa" w:w="6768"/>
             <w:tcMar>
               <w:top w:w="100" w:type="dxa"/>
               <w:bottom w:w="100" w:type="dxa"/>
@@ -590,7 +577,7 @@
                 <w:color w:val="212121"/>
                 <w:sz w:val="20"/>
               </w:rPr>
-              <w:t>Xây dựng và đưa vào vận hành nền tảng đặt lịch khám bệnh trực tuyến MedBook nhằm số hóa toàn diện quy trình tiếp nhận bệnh nhân; mục tiêu giảm 75% thời gian chờ đợi tại quầy thủ tục và cắt giảm 85% lượng cuộc gọi đặt hẹn thủ công qua tổng đài trong vòng 6 tháng kể từ khi triển khai chính thức.</w:t>
+              <w:t>Build and deploy the MedBook online appointment booking platform to fully digitize patient intake workflows; target reducing patient waiting time at front-desk counters by 75% and decreasing manual appointment calls to the hospital call center by 85% within 6 months of official launch.</w:t>
             </w:r>
           </w:p>
         </w:tc>
@@ -598,7 +585,7 @@
       <w:tr>
         <w:tc>
           <w:tcPr>
-            <w:tcW w:type="dxa" w:w="2880"/>
+            <w:tcW w:type="dxa" w:w="2592"/>
             <w:shd w:fill="F2F4F4"/>
             <w:tcMar>
               <w:top w:w="100" w:type="dxa"/>
@@ -618,15 +605,13 @@
                 <w:color w:val="212121"/>
                 <w:sz w:val="20"/>
               </w:rPr>
-              <w:t>Phạm vi dự án</w:t>
-              <w:br/>
-              <w:t>(Scope)</w:t>
+              <w:t>Scope</w:t>
             </w:r>
           </w:p>
         </w:tc>
         <w:tc>
           <w:tcPr>
-            <w:tcW w:type="dxa" w:w="6480"/>
+            <w:tcW w:type="dxa" w:w="6768"/>
             <w:tcMar>
               <w:top w:w="100" w:type="dxa"/>
               <w:bottom w:w="100" w:type="dxa"/>
@@ -644,9 +629,9 @@
                 <w:color w:val="212121"/>
                 <w:sz w:val="20"/>
               </w:rPr>
-              <w:t>Trong phạm vi GĐ1 (In-scope): Tìm kiếm bác sĩ và đặt/hủy/dời lịch khám trực tuyến theo khung giờ thực, quản lý hồ sơ y bạ điện tử cá nhân, tự động nhắc lịch qua SMS/Email, xuất báo cáo công suất tiếp nhận.</w:t>
+              <w:t>In-scope (Phase 1): Search for specialists and book, reschedule, or cancel appointments in real-time; electronic personal health record management, clinical visit history, and prescription viewing; automated SMS/Email appointment reminders; departmental operational dashboard.</w:t>
               <w:br/>
-              <w:t>Ngoài phạm vi (Out-of-scope): Cổng thanh toán viện phí trực tuyến &amp; đồng bộ thanh quyết toán Bảo hiểm Y tế (chuyển sang Giai đoạn 2).</w:t>
+              <w:t>Excludes online payment gateway integration and direct automated health insurance claims processing (phase 2).</w:t>
             </w:r>
           </w:p>
         </w:tc>
@@ -654,7 +639,7 @@
       <w:tr>
         <w:tc>
           <w:tcPr>
-            <w:tcW w:type="dxa" w:w="2880"/>
+            <w:tcW w:type="dxa" w:w="2592"/>
             <w:shd w:fill="F2F4F4"/>
             <w:tcMar>
               <w:top w:w="100" w:type="dxa"/>
@@ -674,15 +659,13 @@
                 <w:color w:val="212121"/>
                 <w:sz w:val="20"/>
               </w:rPr>
-              <w:t>Ràng buộc</w:t>
-              <w:br/>
-              <w:t>(Constraints)</w:t>
+              <w:t>Constraints</w:t>
             </w:r>
           </w:p>
         </w:tc>
         <w:tc>
           <w:tcPr>
-            <w:tcW w:type="dxa" w:w="6480"/>
+            <w:tcW w:type="dxa" w:w="6768"/>
             <w:tcMar>
               <w:top w:w="100" w:type="dxa"/>
               <w:bottom w:w="100" w:type="dxa"/>
@@ -700,7 +683,7 @@
                 <w:color w:val="212121"/>
                 <w:sz w:val="20"/>
               </w:rPr>
-              <w:t>Ngân sách giới hạn theo dự toán đầu tư CNTT Giai đoạn 1; bắt buộc tuân thủ Luật Khám bệnh, chữa bệnh số 15/2023/QH15, Nghị định 13/2023/NĐ-CP về bảo vệ dữ liệu cá nhân y tế; thời hạn hoàn thành và nghiệm thu UAT trong 5 tháng.</w:t>
+              <w:t>Strict adherence to Phase 1 allocated IT capital expenditure; 5-month delivery timeline for development, technical acceptance, and User Acceptance Testing (UAT); mandatory compliance with Law on Medical Examination and Treatment No. 15/2023/QH15 and Decree 13/2023/ND-CP on Personal Data Protection.</w:t>
             </w:r>
           </w:p>
         </w:tc>
@@ -708,7 +691,7 @@
       <w:tr>
         <w:tc>
           <w:tcPr>
-            <w:tcW w:type="dxa" w:w="2880"/>
+            <w:tcW w:type="dxa" w:w="2592"/>
             <w:shd w:fill="F2F4F4"/>
             <w:tcMar>
               <w:top w:w="100" w:type="dxa"/>
@@ -728,15 +711,13 @@
                 <w:color w:val="212121"/>
                 <w:sz w:val="20"/>
               </w:rPr>
-              <w:t>Tiêu chí thành công</w:t>
-              <w:br/>
-              <w:t>(Success criteria)</w:t>
+              <w:t>Success criteria</w:t>
             </w:r>
           </w:p>
         </w:tc>
         <w:tc>
           <w:tcPr>
-            <w:tcW w:type="dxa" w:w="6480"/>
+            <w:tcW w:type="dxa" w:w="6768"/>
             <w:tcMar>
               <w:top w:w="100" w:type="dxa"/>
               <w:bottom w:w="100" w:type="dxa"/>
@@ -754,7 +735,7 @@
                 <w:color w:val="212121"/>
                 <w:sz w:val="20"/>
               </w:rPr>
-              <w:t>Tỷ lệ sẵn sàng của hệ thống (Uptime) ≥ 99.8%; 0 sự cố vi phạm bảo mật dữ liệu y tế trong 12 tháng đầu; điểm chỉ số hài lòng người dùng NPS ≥ 45 và CSAT ≥ 88%; ≥ 70% bệnh nhân ngoại trú tự đặt khám trực tuyến sau 6 tháng.</w:t>
+              <w:t>System availability (Uptime) ≥ 99.8%; zero patient medical record security breaches or data leaks in the first 12 months (0 breaches); patient and medical staff satisfaction ratings NPS ≥ 45 and CSAT ≥ 88%; at least 70% of outpatient consultations scheduled via the online system after 6 months.</w:t>
             </w:r>
           </w:p>
         </w:tc>
@@ -777,7 +758,7 @@
           <w:color w:val="0B4F8A"/>
           <w:sz w:val="28"/>
         </w:rPr>
-        <w:t>3  Phân tích các bên liên quan (Stakeholder Analysis)</w:t>
+        <w:t>3  Stakeholder Analysis</w:t>
       </w:r>
     </w:p>
     <w:p>
@@ -790,7 +771,7 @@
           <w:color w:val="212121"/>
           <w:sz w:val="21"/>
         </w:rPr>
-        <w:t>Áp dụng ma trận Quyền lực / Mức độ quan tâm (Power/Interest Grid), tác giả xác nhận có 4/8 bên liên quan thuộc nhóm chiến lược tối quan trọng "Manage Closely" (Bệnh nhân, Bác sĩ, Ban Quản trị bệnh viện, Đội ngũ Phát triển phần mềm) – nhóm đối tượng này đòi hỏi phải được liên tục tham vấn và phỏng vấn chuyên sâu trong các bài thực hành tiếp theo (đặc biệt là Lab 2 – Khơi mở và thu thập yêu cầu / Elicitation).</w:t>
+        <w:t>Applying the Power/Interest grid, the author confirmed that 4 out of 8 stakeholders fall into "Manage Closely" (Patient, Doctor, Hospital Administrator, Development team) – this group requires continuous consultation and in-depth interviews in subsequent labs (especially Lab 2 – Requirements Elicitation).</w:t>
       </w:r>
     </w:p>
     <w:p>
@@ -805,7 +786,7 @@
           <w:color w:val="0B4F8A"/>
           <w:sz w:val="24"/>
         </w:rPr>
-        <w:t>3.1  Kết quả thực thi chương trình (Program Output)</w:t>
+        <w:t>3.1  Program Output</w:t>
       </w:r>
     </w:p>
     <w:tbl>
@@ -956,7 +937,7 @@
           <w:color w:val="464646"/>
           <w:sz w:val="19"/>
         </w:rPr>
-        <w:t>Listing 1: Kết quả xuất ra màn hình Console từ stakeholder_register.py</w:t>
+        <w:t>Listing 1: Console output from stakeholder_register.py</w:t>
       </w:r>
     </w:p>
     <w:p>
@@ -976,7 +957,7 @@
           <w:color w:val="0B4F8A"/>
           <w:sz w:val="28"/>
         </w:rPr>
-        <w:t>4  Mã nguồn mở rộng &amp; Kiểm thử (Extension Code)</w:t>
+        <w:t>4  Extension Code</w:t>
       </w:r>
     </w:p>
     <w:p>
@@ -989,7 +970,7 @@
           <w:color w:val="212121"/>
           <w:sz w:val="21"/>
         </w:rPr>
-        <w:t>Tác giả đã phát triển thêm hàm mở rộng export_to_csv() và bộ kiểm thử tự động (assert test suite) nhằm kiểm tra độ chính xác của hàm classify() đối với toàn bộ 4 trường hợp góc biên của ma trận Power/Interest:</w:t>
+        <w:t>The author added an export_to_csv() function and an assert unit test suite checking classify() against all 4 boundary combinations of the Power/Interest Grid:</w:t>
       </w:r>
     </w:p>
     <w:tbl>
@@ -1286,7 +1267,7 @@
           <w:color w:val="464646"/>
           <w:sz w:val="19"/>
         </w:rPr>
-        <w:t>Listing 2: Mã kiểm thử tự động xác thực các trường hợp biên của hàm classify()</w:t>
+        <w:t>Listing 2: Test suite checking classify() boundary cases</w:t>
       </w:r>
     </w:p>
     <w:p>
@@ -1301,7 +1282,7 @@
           <w:color w:val="0B4F8A"/>
           <w:sz w:val="28"/>
         </w:rPr>
-        <w:t>5  Tự đánh giá theo tiêu chí chấm điểm (Self-assessment Against Grading Criteria)</w:t>
+        <w:t>5  Self-assessment Against Grading Criteria</w:t>
       </w:r>
     </w:p>
     <w:tbl>
@@ -1348,7 +1329,7 @@
                 <w:color w:val="212121"/>
                 <w:sz w:val="19"/>
               </w:rPr>
-              <w:t>Tiêu chí đánh giá (Criterion)</w:t>
+              <w:t>Criterion</w:t>
             </w:r>
           </w:p>
         </w:tc>
@@ -1375,7 +1356,7 @@
                 <w:color w:val="212121"/>
                 <w:sz w:val="19"/>
               </w:rPr>
-              <w:t>Điểm tối đa</w:t>
+              <w:t>Max</w:t>
             </w:r>
           </w:p>
         </w:tc>
@@ -1402,7 +1383,7 @@
                 <w:color w:val="212121"/>
                 <w:sz w:val="19"/>
               </w:rPr>
-              <w:t>Tự chấm</w:t>
+              <w:t>Self-score</w:t>
             </w:r>
           </w:p>
         </w:tc>
@@ -1428,7 +1409,7 @@
                 <w:color w:val="212121"/>
                 <w:sz w:val="19"/>
               </w:rPr>
-              <w:t>Ghi chú minh chứng (Notes)</w:t>
+              <w:t>Notes</w:t>
             </w:r>
           </w:p>
         </w:tc>
@@ -1454,7 +1435,7 @@
                 <w:color w:val="212121"/>
                 <w:sz w:val="18"/>
               </w:rPr>
-              <w:t>Bản Điều lệ dự án đầy đủ, rõ ràng (Complete, clear Project Charter)</w:t>
+              <w:t>Complete, clear Project Charter</w:t>
             </w:r>
           </w:p>
         </w:tc>
@@ -1528,7 +1509,7 @@
                 <w:color w:val="212121"/>
                 <w:sz w:val="18"/>
               </w:rPr>
-              <w:t>Đầy đủ cả 4 phần bắt buộc với chỉ số đo lường</w:t>
+              <w:t>All 4 sections present with distinct metrics</w:t>
             </w:r>
           </w:p>
         </w:tc>
@@ -1554,7 +1535,7 @@
                 <w:color w:val="212121"/>
                 <w:sz w:val="18"/>
               </w:rPr>
-              <w:t>Phân loại Stakeholders chính xác (Accurate stakeholder classification)</w:t>
+              <w:t>Accurate stakeholder classification</w:t>
             </w:r>
           </w:p>
         </w:tc>
@@ -1628,7 +1609,7 @@
                 <w:color w:val="212121"/>
                 <w:sz w:val="18"/>
               </w:rPr>
-              <w:t>Khớp hoàn toàn với kết quả từ mã nguồn tự động</w:t>
+              <w:t>Matches automated script output 100%</w:t>
             </w:r>
           </w:p>
         </w:tc>
@@ -1654,7 +1635,7 @@
                 <w:color w:val="212121"/>
                 <w:sz w:val="18"/>
               </w:rPr>
-              <w:t>Script chạy đúng, không lỗi (Script runs correctly, no errors)</w:t>
+              <w:t>Script runs correctly, no errors</w:t>
             </w:r>
           </w:p>
         </w:tc>
@@ -1728,7 +1709,7 @@
                 <w:color w:val="212121"/>
                 <w:sz w:val="18"/>
               </w:rPr>
-              <w:t>Đã xác thực và vượt qua toàn bộ assert tests</w:t>
+              <w:t>Verified with 4 assert unit tests</w:t>
             </w:r>
           </w:p>
         </w:tc>
@@ -1754,7 +1735,7 @@
                 <w:color w:val="212121"/>
                 <w:sz w:val="18"/>
               </w:rPr>
-              <w:t>Chất lượng trình bày báo cáo (Report quality)</w:t>
+              <w:t>Report quality</w:t>
             </w:r>
           </w:p>
         </w:tc>
@@ -1828,7 +1809,7 @@
                 <w:color w:val="212121"/>
                 <w:sz w:val="18"/>
               </w:rPr>
-              <w:t>Định dạng chuẩn, màu sắc &amp; bố cục đồng nhất</w:t>
+              <w:t>Clean formatting, matching sample template</w:t>
             </w:r>
           </w:p>
         </w:tc>
@@ -1856,7 +1837,7 @@
                 <w:color w:val="212121"/>
                 <w:sz w:val="18"/>
               </w:rPr>
-              <w:t>Tổng điểm (Total)</w:t>
+              <w:t>Total</w:t>
             </w:r>
           </w:p>
         </w:tc>
@@ -1935,7 +1916,7 @@
                 <w:color w:val="212121"/>
                 <w:sz w:val="18"/>
               </w:rPr>
-              <w:t>Đạt trọn vẹn toàn bộ yêu cầu của bài Lab 01</w:t>
+              <w:t>Fully achieved all Lab 01 requirements</w:t>
             </w:r>
           </w:p>
         </w:tc>
@@ -1958,7 +1939,7 @@
           <w:color w:val="0B4F8A"/>
           <w:sz w:val="28"/>
         </w:rPr>
-        <w:t>6  Kết luận &amp; Hướng phát triển (Conclusion)</w:t>
+        <w:t>6  Conclusion</w:t>
       </w:r>
     </w:p>
     <w:p>
@@ -1971,7 +1952,7 @@
           <w:color w:val="212121"/>
           <w:sz w:val="21"/>
         </w:rPr>
-        <w:t>Tác giả đã đạt được trọn vẹn các mục tiêu đề ra cho bài Lab 1, đồng thời sở hữu bộ dữ liệu các bên liên quan đã được phân loại chuẩn xác theo chiến lược quản lý, sẵn sàng làm dữ liệu đầu vào cho bài Lab 2 (thu thập và khơi mở yêu cầu theo mức độ ưu tiên của từng nhóm đối tượng stakeholder).</w:t>
+        <w:t>The author fully achieved the Lab 1 objectives and now has a classified stakeholder dataset ready for reuse in Lab 2 (elicitation prioritized by stakeholder group).</w:t>
       </w:r>
     </w:p>
     <w:sectPr>
@@ -2002,7 +1983,7 @@
         <w:color w:val="787878"/>
         <w:sz w:val="18"/>
       </w:rPr>
-      <w:t>Khoa Hệ thống Thông tin – Trường Đại học Phenikaa</w:t>
+      <w:t>School of Information Systems – Phenikaa University</w:t>
     </w:r>
   </w:p>
 </w:ftr>
@@ -2033,7 +2014,7 @@
         <w:sz w:val="18"/>
       </w:rPr>
       <w:tab/>
-      <w:t>Báo cáo thực hành Lab 01</w:t>
+      <w:t>Lab 1 Report</w:t>
     </w:r>
   </w:p>
 </w:hdr>
